--- a/forms/nyusha/amuse_kanbu/07_WEB給与明細同意書.docx
+++ b/forms/nyusha/amuse_kanbu/07_WEB給与明細同意書.docx
@@ -4,6 +4,7 @@
   <w:body>
     <w:p>
       <w:pPr>
+        <w:spacing w:before="20" w:after="20"/>
         <w:jc w:val="center"/>
         <w:rPr>
           <w:rFonts w:ascii="BIZ UDPゴシック" w:eastAsia="BIZ UDPゴシック" w:hAnsi="BIZ UDPゴシック"/>
@@ -26,6 +27,7 @@
     </w:p>
     <w:p>
       <w:pPr>
+        <w:spacing w:before="20" w:after="20"/>
         <w:rPr>
           <w:rFonts w:ascii="BIZ UDPゴシック" w:eastAsia="BIZ UDPゴシック" w:hAnsi="BIZ UDPゴシック"/>
         </w:rPr>
@@ -33,74 +35,69 @@
     </w:p>
     <w:p>
       <w:pPr>
+        <w:spacing w:line="280" w:lineRule="exact" w:before="20" w:after="20"/>
+        <w:rPr>
+          <w:rFonts w:ascii="BIZ UDPゴシック" w:eastAsia="BIZ UDPゴシック" w:hAnsi="BIZ UDPゴシック"/>
+          <w:sz w:val="20"/>
+          <w:szCs w:val="20"/>
+        </w:rPr>
+      </w:pPr>
+      <w:r>
         <w:rPr>
           <w:rFonts w:ascii="BIZ UDPゴシック" w:eastAsia="BIZ UDPゴシック" w:hAnsi="BIZ UDPゴシック" w:hint="eastAsia"/>
-        </w:rPr>
-      </w:pPr>
-    </w:p>
-    <w:p>
-      <w:pPr>
-        <w:spacing w:line="280" w:lineRule="exact"/>
+          <w:sz w:val="20"/>
+          <w:szCs w:val="20"/>
+        </w:rPr>
+        <w:t>２００７年１月１日から所得税法改正により、給与所得明細書の電子配布が認められました。当社におきましても、毎月従業員の皆様に配布しております給与・賞与明細書等の</w:t>
+      </w:r>
+      <w:r>
+        <w:rPr>
+          <w:rFonts w:ascii="BIZ UDPゴシック" w:eastAsia="BIZ UDPゴシック" w:hAnsi="BIZ UDPゴシック" w:hint="eastAsia"/>
+          <w:sz w:val="20"/>
+          <w:szCs w:val="20"/>
+        </w:rPr>
+        <w:t>給付関係の明細につきまして、管理部門の業務効率化とコスト削減の一環として、下記の年月より電磁的交付に切り替える予定でおります。</w:t>
+      </w:r>
+    </w:p>
+    <w:p>
+      <w:pPr>
+        <w:spacing w:line="240" w:lineRule="exact" w:before="20" w:after="20"/>
         <w:rPr>
           <w:rFonts w:ascii="BIZ UDPゴシック" w:eastAsia="BIZ UDPゴシック" w:hAnsi="BIZ UDPゴシック"/>
           <w:sz w:val="20"/>
           <w:szCs w:val="20"/>
         </w:rPr>
       </w:pPr>
+    </w:p>
+    <w:p>
+      <w:pPr>
+        <w:spacing w:line="240" w:lineRule="exact" w:before="20" w:after="20"/>
+        <w:rPr>
+          <w:rFonts w:ascii="BIZ UDPゴシック" w:eastAsia="BIZ UDPゴシック" w:hAnsi="BIZ UDPゴシック"/>
+          <w:sz w:val="20"/>
+          <w:szCs w:val="20"/>
+        </w:rPr>
+      </w:pPr>
       <w:r>
         <w:rPr>
           <w:rFonts w:ascii="BIZ UDPゴシック" w:eastAsia="BIZ UDPゴシック" w:hAnsi="BIZ UDPゴシック" w:hint="eastAsia"/>
           <w:sz w:val="20"/>
           <w:szCs w:val="20"/>
         </w:rPr>
-        <w:t>２００７年１月１日から所得税法改正により、給与所得明細書の電子配布が認められました。当社におきましても、毎月従業員の皆様に配布しております給与・賞与明細書等の</w:t>
-      </w:r>
-      <w:r>
-        <w:rPr>
-          <w:rFonts w:ascii="BIZ UDPゴシック" w:eastAsia="BIZ UDPゴシック" w:hAnsi="BIZ UDPゴシック" w:hint="eastAsia"/>
-          <w:sz w:val="20"/>
-          <w:szCs w:val="20"/>
-        </w:rPr>
-        <w:t>給付関係の明細につきまして、管理部門の業務効率化とコスト削減の一環として、下記の年月より電磁的交付に切り替える予定でおります。</w:t>
-      </w:r>
-    </w:p>
-    <w:p>
-      <w:pPr>
-        <w:spacing w:line="240" w:lineRule="exact"/>
+        <w:t>つきまして、下記の内容をご確認の上、同意くださいますようお願い申し上げます。</w:t>
+      </w:r>
+    </w:p>
+    <w:p>
+      <w:pPr>
+        <w:spacing w:before="20" w:after="20"/>
         <w:rPr>
           <w:rFonts w:ascii="BIZ UDPゴシック" w:eastAsia="BIZ UDPゴシック" w:hAnsi="BIZ UDPゴシック"/>
-          <w:sz w:val="20"/>
-          <w:szCs w:val="20"/>
-        </w:rPr>
-      </w:pPr>
-    </w:p>
-    <w:p>
-      <w:pPr>
-        <w:spacing w:line="240" w:lineRule="exact"/>
-        <w:rPr>
-          <w:rFonts w:ascii="BIZ UDPゴシック" w:eastAsia="BIZ UDPゴシック" w:hAnsi="BIZ UDPゴシック"/>
-          <w:sz w:val="20"/>
-          <w:szCs w:val="20"/>
-        </w:rPr>
-      </w:pPr>
-      <w:r>
-        <w:rPr>
-          <w:rFonts w:ascii="BIZ UDPゴシック" w:eastAsia="BIZ UDPゴシック" w:hAnsi="BIZ UDPゴシック" w:hint="eastAsia"/>
-          <w:sz w:val="20"/>
-          <w:szCs w:val="20"/>
-        </w:rPr>
-        <w:t>つきまして、下記の内容をご確認の上、同意くださいますようお願い申し上げます。</w:t>
-      </w:r>
-    </w:p>
-    <w:p>
-      <w:pPr>
-        <w:rPr>
-          <w:rFonts w:ascii="BIZ UDPゴシック" w:eastAsia="BIZ UDPゴシック" w:hAnsi="BIZ UDPゴシック"/>
-        </w:rPr>
-      </w:pPr>
-    </w:p>
-    <w:p>
-      <w:pPr>
+        </w:rPr>
+      </w:pPr>
+    </w:p>
+    <w:p>
+      <w:pPr>
+        <w:spacing w:before="20" w:after="20"/>
         <w:jc w:val="center"/>
         <w:rPr>
           <w:rFonts w:ascii="BIZ UDPゴシック" w:eastAsia="BIZ UDPゴシック" w:hAnsi="BIZ UDPゴシック"/>
@@ -119,7 +116,7 @@
     </w:p>
     <w:p>
       <w:pPr>
-        <w:spacing w:line="240" w:lineRule="exact"/>
+        <w:spacing w:line="240" w:lineRule="exact" w:before="20" w:after="20"/>
         <w:rPr>
           <w:rFonts w:ascii="BIZ UDPゴシック" w:eastAsia="BIZ UDPゴシック" w:hAnsi="BIZ UDPゴシック"/>
         </w:rPr>
@@ -127,7 +124,7 @@
     </w:p>
     <w:p>
       <w:pPr>
-        <w:spacing w:line="240" w:lineRule="exact"/>
+        <w:spacing w:line="240" w:lineRule="exact" w:before="20" w:after="20"/>
         <w:rPr>
           <w:rFonts w:ascii="BIZ UDPゴシック" w:eastAsia="BIZ UDPゴシック" w:hAnsi="BIZ UDPゴシック"/>
         </w:rPr>
@@ -153,6 +150,7 @@
     </w:p>
     <w:p>
       <w:pPr>
+        <w:spacing w:before="20" w:after="20"/>
         <w:rPr>
           <w:rFonts w:ascii="BIZ UDPゴシック" w:eastAsia="BIZ UDPゴシック" w:hAnsi="BIZ UDPゴシック" w:cs="Segoe UI Emoji"/>
           <w:sz w:val="20"/>
@@ -178,15 +176,15 @@
     </w:p>
     <w:p>
       <w:pPr>
-        <w:spacing w:line="240" w:lineRule="exact"/>
-        <w:rPr>
-          <w:rFonts w:ascii="BIZ UDPゴシック" w:eastAsia="BIZ UDPゴシック" w:hAnsi="BIZ UDPゴシック" w:cs="Segoe UI Emoji"/>
-        </w:rPr>
-      </w:pPr>
-    </w:p>
-    <w:p>
-      <w:pPr>
-        <w:spacing w:line="240" w:lineRule="exact"/>
+        <w:spacing w:line="240" w:lineRule="exact" w:before="20" w:after="20"/>
+        <w:rPr>
+          <w:rFonts w:ascii="BIZ UDPゴシック" w:eastAsia="BIZ UDPゴシック" w:hAnsi="BIZ UDPゴシック" w:cs="Segoe UI Emoji"/>
+        </w:rPr>
+      </w:pPr>
+    </w:p>
+    <w:p>
+      <w:pPr>
+        <w:spacing w:line="240" w:lineRule="exact" w:before="20" w:after="20"/>
         <w:rPr>
           <w:rFonts w:ascii="BIZ UDPゴシック" w:eastAsia="BIZ UDPゴシック" w:hAnsi="BIZ UDPゴシック" w:cs="Segoe UI Emoji"/>
         </w:rPr>
@@ -200,6 +198,7 @@
     </w:p>
     <w:p>
       <w:pPr>
+        <w:spacing w:before="20" w:after="20"/>
         <w:rPr>
           <w:rFonts w:ascii="BIZ UDPゴシック" w:eastAsia="BIZ UDPゴシック" w:hAnsi="BIZ UDPゴシック" w:cs="Segoe UI Emoji"/>
           <w:sz w:val="20"/>
@@ -233,6 +232,7 @@
     </w:p>
     <w:p>
       <w:pPr>
+        <w:spacing w:before="20" w:after="20"/>
         <w:ind w:firstLineChars="200" w:firstLine="400"/>
         <w:rPr>
           <w:rFonts w:ascii="BIZ UDPゴシック" w:eastAsia="BIZ UDPゴシック" w:hAnsi="BIZ UDPゴシック" w:cs="Segoe UI Emoji"/>
@@ -243,47 +243,7 @@
     </w:p>
     <w:p>
       <w:pPr>
-        <w:ind w:firstLineChars="200" w:firstLine="400"/>
-        <w:rPr>
-          <w:rFonts w:ascii="BIZ UDPゴシック" w:eastAsia="BIZ UDPゴシック" w:hAnsi="BIZ UDPゴシック" w:cs="Segoe UI Emoji"/>
-          <w:sz w:val="20"/>
-          <w:szCs w:val="20"/>
-        </w:rPr>
-      </w:pPr>
-    </w:p>
-    <w:p>
-      <w:pPr>
-        <w:ind w:firstLineChars="200" w:firstLine="400"/>
-        <w:rPr>
-          <w:rFonts w:ascii="BIZ UDPゴシック" w:eastAsia="BIZ UDPゴシック" w:hAnsi="BIZ UDPゴシック" w:cs="Segoe UI Emoji"/>
-        </w:rPr>
-      </w:pPr>
-      <w:r>
-        <w:rPr>
-          <w:rFonts w:ascii="BIZ UDPゴシック" w:eastAsia="BIZ UDPゴシック" w:hAnsi="BIZ UDPゴシック" w:cs="Segoe UI Emoji" w:hint="eastAsia"/>
-          <w:sz w:val="20"/>
-          <w:szCs w:val="20"/>
-        </w:rPr>
-        <w:t xml:space="preserve">　　　　</w:t>
-      </w:r>
-      <w:r>
-        <w:rPr>
-          <w:rFonts w:ascii="BIZ UDPゴシック" w:eastAsia="BIZ UDPゴシック" w:hAnsi="BIZ UDPゴシック" w:cs="Segoe UI Emoji" w:hint="eastAsia"/>
-          <w:sz w:val="20"/>
-          <w:szCs w:val="20"/>
-        </w:rPr>
-        <w:t xml:space="preserve">　　　　　　　　</w:t>
-      </w:r>
-    </w:p>
-    <w:p>
-      <w:pPr>
-        <w:rPr>
-          <w:rFonts w:ascii="BIZ UDPゴシック" w:eastAsia="BIZ UDPゴシック" w:hAnsi="BIZ UDPゴシック" w:cs="Segoe UI Emoji"/>
-        </w:rPr>
-      </w:pPr>
-    </w:p>
-    <w:p>
-      <w:pPr>
+        <w:spacing w:before="20" w:after="20"/>
         <w:rPr>
           <w:rFonts w:ascii="BIZ UDPゴシック" w:eastAsia="BIZ UDPゴシック" w:hAnsi="BIZ UDPゴシック" w:cs="Segoe UI Emoji"/>
         </w:rPr>
@@ -309,7 +269,7 @@
     </w:p>
     <w:p>
       <w:pPr>
-        <w:spacing w:line="240" w:lineRule="exact"/>
+        <w:spacing w:line="240" w:lineRule="exact" w:before="20" w:after="20"/>
         <w:rPr>
           <w:rFonts w:ascii="BIZ UDPゴシック" w:eastAsia="BIZ UDPゴシック" w:hAnsi="BIZ UDPゴシック" w:cs="Segoe UI Emoji"/>
           <w:sz w:val="20"/>
@@ -327,7 +287,7 @@
     </w:p>
     <w:p>
       <w:pPr>
-        <w:spacing w:line="240" w:lineRule="exact"/>
+        <w:spacing w:line="240" w:lineRule="exact" w:before="20" w:after="20"/>
         <w:rPr>
           <w:rFonts w:ascii="BIZ UDPゴシック" w:eastAsia="BIZ UDPゴシック" w:hAnsi="BIZ UDPゴシック" w:cs="Segoe UI Emoji"/>
           <w:sz w:val="20"/>
@@ -345,7 +305,7 @@
     </w:p>
     <w:p>
       <w:pPr>
-        <w:spacing w:line="240" w:lineRule="exact"/>
+        <w:spacing w:line="240" w:lineRule="exact" w:before="20" w:after="20"/>
         <w:rPr>
           <w:rFonts w:ascii="BIZ UDPゴシック" w:eastAsia="BIZ UDPゴシック" w:hAnsi="BIZ UDPゴシック" w:cs="Segoe UI Emoji"/>
           <w:sz w:val="20"/>
@@ -363,34 +323,15 @@
     </w:p>
     <w:p>
       <w:pPr>
-        <w:rPr>
-          <w:rFonts w:ascii="BIZ UDPゴシック" w:eastAsia="BIZ UDPゴシック" w:hAnsi="BIZ UDPゴシック" w:cs="Segoe UI Emoji"/>
-        </w:rPr>
-      </w:pPr>
-    </w:p>
-    <w:p>
-      <w:pPr>
-        <w:rPr>
-          <w:rFonts w:ascii="BIZ UDPゴシック" w:eastAsia="BIZ UDPゴシック" w:hAnsi="BIZ UDPゴシック" w:cs="Segoe UI Emoji"/>
-        </w:rPr>
-      </w:pPr>
-    </w:p>
-    <w:p>
-      <w:pPr>
-        <w:rPr>
-          <w:rFonts w:ascii="BIZ UDPゴシック" w:eastAsia="BIZ UDPゴシック" w:hAnsi="BIZ UDPゴシック" w:cs="Segoe UI Emoji"/>
-        </w:rPr>
-      </w:pPr>
-    </w:p>
-    <w:p>
-      <w:pPr>
-        <w:rPr>
-          <w:rFonts w:ascii="BIZ UDPゴシック" w:eastAsia="BIZ UDPゴシック" w:hAnsi="BIZ UDPゴシック" w:cs="Segoe UI Emoji"/>
-        </w:rPr>
-      </w:pPr>
-    </w:p>
-    <w:p>
-      <w:pPr>
+        <w:spacing w:before="20" w:after="20"/>
+        <w:rPr>
+          <w:rFonts w:ascii="BIZ UDPゴシック" w:eastAsia="BIZ UDPゴシック" w:hAnsi="BIZ UDPゴシック" w:cs="Segoe UI Emoji"/>
+        </w:rPr>
+      </w:pPr>
+    </w:p>
+    <w:p>
+      <w:pPr>
+        <w:spacing w:before="20" w:after="20"/>
         <w:jc w:val="center"/>
         <w:rPr>
           <w:rFonts w:ascii="BIZ UDPゴシック" w:eastAsia="BIZ UDPゴシック" w:hAnsi="BIZ UDPゴシック" w:cs="Segoe UI Emoji"/>
@@ -549,14 +490,15 @@
     </w:p>
     <w:p>
       <w:pPr>
-        <w:rPr>
-          <w:rFonts w:ascii="BIZ UDPゴシック" w:eastAsia="BIZ UDPゴシック" w:hAnsi="BIZ UDPゴシック" w:cs="Segoe UI Emoji"/>
-        </w:rPr>
-      </w:pPr>
-    </w:p>
-    <w:p>
-      <w:pPr>
-        <w:spacing w:line="240" w:lineRule="exact"/>
+        <w:spacing w:before="20" w:after="20"/>
+        <w:rPr>
+          <w:rFonts w:ascii="BIZ UDPゴシック" w:eastAsia="BIZ UDPゴシック" w:hAnsi="BIZ UDPゴシック" w:cs="Segoe UI Emoji"/>
+        </w:rPr>
+      </w:pPr>
+    </w:p>
+    <w:p>
+      <w:pPr>
+        <w:spacing w:line="240" w:lineRule="exact" w:before="20" w:after="20"/>
         <w:rPr>
           <w:rFonts w:ascii="BIZ UDPゴシック" w:eastAsia="BIZ UDPゴシック" w:hAnsi="BIZ UDPゴシック" w:cs="Segoe UI Emoji"/>
         </w:rPr>
@@ -570,15 +512,15 @@
     </w:p>
     <w:p>
       <w:pPr>
-        <w:spacing w:line="240" w:lineRule="exact"/>
-        <w:rPr>
-          <w:rFonts w:ascii="BIZ UDPゴシック" w:eastAsia="BIZ UDPゴシック" w:hAnsi="BIZ UDPゴシック" w:cs="Segoe UI Emoji"/>
-        </w:rPr>
-      </w:pPr>
-    </w:p>
-    <w:p>
-      <w:pPr>
-        <w:spacing w:line="240" w:lineRule="exact"/>
+        <w:spacing w:line="240" w:lineRule="exact" w:before="20" w:after="20"/>
+        <w:rPr>
+          <w:rFonts w:ascii="BIZ UDPゴシック" w:eastAsia="BIZ UDPゴシック" w:hAnsi="BIZ UDPゴシック" w:cs="Segoe UI Emoji"/>
+        </w:rPr>
+      </w:pPr>
+    </w:p>
+    <w:p>
+      <w:pPr>
+        <w:spacing w:line="240" w:lineRule="exact" w:before="20" w:after="20"/>
         <w:rPr>
           <w:rFonts w:ascii="BIZ UDPゴシック" w:eastAsia="BIZ UDPゴシック" w:hAnsi="BIZ UDPゴシック" w:cs="Segoe UI Emoji"/>
         </w:rPr>
@@ -598,13 +540,15 @@
     </w:p>
     <w:p>
       <w:pPr>
-        <w:rPr>
-          <w:rFonts w:ascii="BIZ UDPゴシック" w:eastAsia="BIZ UDPゴシック" w:hAnsi="BIZ UDPゴシック" w:cs="Segoe UI Emoji"/>
-        </w:rPr>
-      </w:pPr>
-    </w:p>
-    <w:p>
-      <w:pPr>
+        <w:spacing w:before="20" w:after="20"/>
+        <w:rPr>
+          <w:rFonts w:ascii="BIZ UDPゴシック" w:eastAsia="BIZ UDPゴシック" w:hAnsi="BIZ UDPゴシック" w:cs="Segoe UI Emoji"/>
+        </w:rPr>
+      </w:pPr>
+    </w:p>
+    <w:p>
+      <w:pPr>
+        <w:spacing w:before="20" w:after="20"/>
         <w:jc w:val="right"/>
         <w:rPr>
           <w:rFonts w:ascii="BIZ UDPゴシック" w:eastAsia="BIZ UDPゴシック" w:hAnsi="BIZ UDPゴシック" w:cs="Segoe UI Emoji"/>
@@ -619,6 +563,7 @@
     </w:p>
     <w:p>
       <w:pPr>
+        <w:spacing w:before="20" w:after="20"/>
         <w:jc w:val="right"/>
         <w:rPr>
           <w:rFonts w:ascii="BIZ UDPゴシック" w:eastAsia="BIZ UDPゴシック" w:hAnsi="BIZ UDPゴシック" w:cs="Segoe UI Emoji"/>
@@ -628,6 +573,7 @@
     </w:p>
     <w:p>
       <w:pPr>
+        <w:spacing w:before="20" w:after="20"/>
         <w:jc w:val="right"/>
         <w:rPr>
           <w:rFonts w:ascii="BIZ UDPゴシック" w:eastAsia="BIZ UDPゴシック" w:hAnsi="BIZ UDPゴシック" w:cs="Segoe UI Emoji"/>
@@ -679,7 +625,7 @@
     </w:p>
     <w:sectPr>
       <w:pgSz w:w="11906" w:h="16838"/>
-      <w:pgMar w:top="1440" w:right="1418" w:bottom="1440" w:left="1418" w:header="851" w:footer="992" w:gutter="0"/>
+      <w:pgMar w:top="510" w:right="737" w:bottom="340" w:left="737" w:header="851" w:footer="992" w:gutter="0"/>
       <w:cols w:space="425"/>
       <w:docGrid w:type="lines" w:linePitch="360"/>
     </w:sectPr>
